--- a/group/caily/docs/TÀI_LIỆU_ĐÁNH_GIÁ_TEAM.docx
+++ b/group/caily/docs/TÀI_LIỆU_ĐÁNH_GIÁ_TEAM.docx
@@ -103,15 +103,7 @@
       </w:pPr>
       <w:r>
         <w:rPr/>
-        <w:t xml:space="preserve">Mỗi tháng, chúng ta theo dõi </w:t>
-      </w:r>
-      <w:r>
-        <w:rPr/>
-        <w:t>5</w:t>
-      </w:r>
-      <w:r>
-        <w:rPr/>
-        <w:t xml:space="preserve"> chỉ số chính cho từng nhân viên, sau đó cộng lại để có số liệu của cả team:</w:t>
+        <w:t>Mỗi tháng, chúng ta theo dõi 5 chỉ số chính cho từng nhân viên, sau đó cộng lại để có số liệu của cả team:</w:t>
       </w:r>
     </w:p>
     <w:tbl>
@@ -130,14 +122,14 @@
         <w:tblLook w:firstRow="1" w:noVBand="1" w:lastRow="0" w:firstColumn="1" w:lastColumn="0" w:noHBand="0" w:val="04a0"/>
       </w:tblPr>
       <w:tblGrid>
-        <w:gridCol w:w="4590"/>
+        <w:gridCol w:w="4589"/>
         <w:gridCol w:w="4677"/>
       </w:tblGrid>
       <w:tr>
         <w:trPr/>
         <w:tc>
           <w:tcPr>
-            <w:tcW w:w="4590" w:type="dxa"/>
+            <w:tcW w:w="4589" w:type="dxa"/>
             <w:tcBorders>
               <w:bottom w:val="single" w:sz="18" w:space="0" w:color="4F81BD"/>
             </w:tcBorders>
@@ -147,6 +139,7 @@
             <w:pPr>
               <w:pStyle w:val="Normal"/>
               <w:widowControl/>
+              <w:suppressAutoHyphens w:val="true"/>
               <w:spacing w:lineRule="auto" w:line="240" w:before="0" w:after="0"/>
               <w:jc w:val="left"/>
               <w:rPr>
@@ -183,6 +176,7 @@
             <w:pPr>
               <w:pStyle w:val="Normal"/>
               <w:widowControl/>
+              <w:suppressAutoHyphens w:val="true"/>
               <w:spacing w:lineRule="auto" w:line="240" w:before="0" w:after="0"/>
               <w:jc w:val="left"/>
               <w:rPr>
@@ -212,15 +206,15 @@
         <w:trPr/>
         <w:tc>
           <w:tcPr>
-            <w:tcW w:w="4590" w:type="dxa"/>
-            <w:tcBorders>
-              <w:right w:val="nil"/>
-            </w:tcBorders>
+            <w:tcW w:w="4589" w:type="dxa"/>
+            <w:tcBorders/>
+            <w:shd w:color="auto" w:fill="D3DFEE" w:themeFill="accent1" w:themeFillTint="3f" w:val="clear"/>
           </w:tcPr>
           <w:p>
             <w:pPr>
               <w:pStyle w:val="Normal"/>
               <w:widowControl/>
+              <w:suppressAutoHyphens w:val="true"/>
               <w:spacing w:lineRule="auto" w:line="240" w:before="0" w:after="0"/>
               <w:jc w:val="left"/>
               <w:rPr>
@@ -249,11 +243,13 @@
           <w:tcPr>
             <w:tcW w:w="4677" w:type="dxa"/>
             <w:tcBorders/>
+            <w:shd w:color="auto" w:fill="D3DFEE" w:themeFill="accent1" w:themeFillTint="3f" w:val="clear"/>
           </w:tcPr>
           <w:p>
             <w:pPr>
               <w:pStyle w:val="Normal"/>
               <w:widowControl/>
+              <w:suppressAutoHyphens w:val="true"/>
               <w:spacing w:lineRule="auto" w:line="240" w:before="0" w:after="0"/>
               <w:jc w:val="left"/>
               <w:rPr>
@@ -279,16 +275,14 @@
         <w:trPr/>
         <w:tc>
           <w:tcPr>
-            <w:tcW w:w="4590" w:type="dxa"/>
-            <w:tcBorders>
-              <w:top w:val="nil"/>
-              <w:right w:val="nil"/>
-            </w:tcBorders>
+            <w:tcW w:w="4589" w:type="dxa"/>
+            <w:tcBorders/>
           </w:tcPr>
           <w:p>
             <w:pPr>
               <w:pStyle w:val="Normal"/>
               <w:widowControl/>
+              <w:suppressAutoHyphens w:val="true"/>
               <w:spacing w:lineRule="auto" w:line="240" w:before="0" w:after="0"/>
               <w:jc w:val="left"/>
               <w:rPr>
@@ -316,14 +310,13 @@
         <w:tc>
           <w:tcPr>
             <w:tcW w:w="4677" w:type="dxa"/>
-            <w:tcBorders>
-              <w:top w:val="nil"/>
-            </w:tcBorders>
+            <w:tcBorders/>
           </w:tcPr>
           <w:p>
             <w:pPr>
               <w:pStyle w:val="Normal"/>
               <w:widowControl/>
+              <w:suppressAutoHyphens w:val="true"/>
               <w:spacing w:lineRule="auto" w:line="240" w:before="0" w:after="0"/>
               <w:jc w:val="left"/>
               <w:rPr>
@@ -349,16 +342,15 @@
         <w:trPr/>
         <w:tc>
           <w:tcPr>
-            <w:tcW w:w="4590" w:type="dxa"/>
-            <w:tcBorders>
-              <w:top w:val="nil"/>
-              <w:right w:val="nil"/>
-            </w:tcBorders>
+            <w:tcW w:w="4589" w:type="dxa"/>
+            <w:tcBorders/>
+            <w:shd w:color="auto" w:fill="D3DFEE" w:themeFill="accent1" w:themeFillTint="3f" w:val="clear"/>
           </w:tcPr>
           <w:p>
             <w:pPr>
               <w:pStyle w:val="Normal"/>
               <w:widowControl/>
+              <w:suppressAutoHyphens w:val="true"/>
               <w:spacing w:lineRule="auto" w:line="240" w:before="0" w:after="0"/>
               <w:jc w:val="left"/>
               <w:rPr>
@@ -386,14 +378,14 @@
         <w:tc>
           <w:tcPr>
             <w:tcW w:w="4677" w:type="dxa"/>
-            <w:tcBorders>
-              <w:top w:val="nil"/>
-            </w:tcBorders>
+            <w:tcBorders/>
+            <w:shd w:color="auto" w:fill="D3DFEE" w:themeFill="accent1" w:themeFillTint="3f" w:val="clear"/>
           </w:tcPr>
           <w:p>
             <w:pPr>
               <w:pStyle w:val="Normal"/>
               <w:widowControl/>
+              <w:suppressAutoHyphens w:val="true"/>
               <w:spacing w:lineRule="auto" w:line="240" w:before="0" w:after="0"/>
               <w:jc w:val="left"/>
               <w:rPr>
@@ -419,16 +411,14 @@
         <w:trPr/>
         <w:tc>
           <w:tcPr>
-            <w:tcW w:w="4590" w:type="dxa"/>
-            <w:tcBorders>
-              <w:top w:val="nil"/>
-              <w:right w:val="nil"/>
-            </w:tcBorders>
+            <w:tcW w:w="4589" w:type="dxa"/>
+            <w:tcBorders/>
           </w:tcPr>
           <w:p>
             <w:pPr>
               <w:pStyle w:val="Normal"/>
               <w:widowControl/>
+              <w:suppressAutoHyphens w:val="true"/>
               <w:spacing w:lineRule="auto" w:line="240" w:before="0" w:after="0"/>
               <w:jc w:val="left"/>
               <w:rPr>
@@ -456,14 +446,13 @@
         <w:tc>
           <w:tcPr>
             <w:tcW w:w="4677" w:type="dxa"/>
-            <w:tcBorders>
-              <w:top w:val="nil"/>
-            </w:tcBorders>
+            <w:tcBorders/>
           </w:tcPr>
           <w:p>
             <w:pPr>
               <w:pStyle w:val="Normal"/>
               <w:widowControl/>
+              <w:suppressAutoHyphens w:val="true"/>
               <w:spacing w:lineRule="auto" w:line="240" w:before="0" w:after="0"/>
               <w:jc w:val="left"/>
               <w:rPr>
@@ -489,16 +478,15 @@
         <w:trPr/>
         <w:tc>
           <w:tcPr>
-            <w:tcW w:w="4590" w:type="dxa"/>
-            <w:tcBorders>
-              <w:top w:val="nil"/>
-              <w:right w:val="nil"/>
-            </w:tcBorders>
+            <w:tcW w:w="4589" w:type="dxa"/>
+            <w:tcBorders/>
+            <w:shd w:color="auto" w:fill="D3DFEE" w:themeFill="accent1" w:themeFillTint="3f" w:val="clear"/>
           </w:tcPr>
           <w:p>
             <w:pPr>
               <w:pStyle w:val="Normal"/>
               <w:widowControl/>
+              <w:suppressAutoHyphens w:val="true"/>
               <w:spacing w:lineRule="auto" w:line="240" w:before="0" w:after="0"/>
               <w:jc w:val="left"/>
               <w:rPr>
@@ -526,14 +514,14 @@
         <w:tc>
           <w:tcPr>
             <w:tcW w:w="4677" w:type="dxa"/>
-            <w:tcBorders>
-              <w:top w:val="nil"/>
-            </w:tcBorders>
+            <w:tcBorders/>
+            <w:shd w:color="auto" w:fill="D3DFEE" w:themeFill="accent1" w:themeFillTint="3f" w:val="clear"/>
           </w:tcPr>
           <w:p>
             <w:pPr>
               <w:pStyle w:val="Normal"/>
               <w:widowControl/>
+              <w:suppressAutoHyphens w:val="true"/>
               <w:spacing w:lineRule="auto" w:line="240" w:before="0" w:after="0"/>
               <w:jc w:val="left"/>
               <w:rPr>
@@ -967,7 +955,13 @@
       </w:pPr>
       <w:r>
         <w:rPr/>
-        <w:t>Mục tiêu tháng: 10 triệu đồng</w:t>
+        <w:t xml:space="preserve">Mục tiêu tháng: 10 triệu </w:t>
+      </w:r>
+      <w:r>
+        <w:rPr>
+          <w:lang w:eastAsia="ja-JP"/>
+        </w:rPr>
+        <w:t>yên</w:t>
       </w:r>
     </w:p>
     <w:p>
@@ -981,7 +975,13 @@
       </w:pPr>
       <w:r>
         <w:rPr/>
-        <w:t>Doanh thu thực tế: 12 triệu đồng</w:t>
+        <w:t xml:space="preserve">Doanh thu thực tế: 12 triệu </w:t>
+      </w:r>
+      <w:r>
+        <w:rPr>
+          <w:lang w:eastAsia="ja-JP"/>
+        </w:rPr>
+        <w:t>yên</w:t>
       </w:r>
     </w:p>
     <w:p>
@@ -1341,7 +1341,17 @@
       </w:pPr>
       <w:r>
         <w:rPr/>
-        <w:t>Mục tiêu hàng tháng tự động: 120 ÷ 12 = 10 triệu đồng/tháng</w:t>
+        <w:t xml:space="preserve">Mục tiêu hàng tháng tự động: 120 ÷ 12 = 10 triệu </w:t>
+      </w:r>
+      <w:r>
+        <w:rPr>
+          <w:lang w:eastAsia="ja-JP"/>
+        </w:rPr>
+        <w:t>yên</w:t>
+      </w:r>
+      <w:r>
+        <w:rPr/>
+        <w:t>/tháng</w:t>
       </w:r>
     </w:p>
     <w:p>
@@ -1887,7 +1897,13 @@
       </w:pPr>
       <w:r>
         <w:rPr/>
-        <w:t>Mục tiêu cả năm: 10 triệu đồng</w:t>
+        <w:t xml:space="preserve">Mục tiêu cả năm: 10 triệu </w:t>
+      </w:r>
+      <w:r>
+        <w:rPr>
+          <w:lang w:eastAsia="ja-JP"/>
+        </w:rPr>
+        <w:t>yên</w:t>
       </w:r>
     </w:p>
     <w:p>
@@ -1901,7 +1917,13 @@
       </w:pPr>
       <w:r>
         <w:rPr/>
-        <w:t>Doanh thu thực tế: 12 triệu đồng</w:t>
+        <w:t xml:space="preserve">Doanh thu thực tế: 12 triệu </w:t>
+      </w:r>
+      <w:r>
+        <w:rPr>
+          <w:lang w:eastAsia="ja-JP"/>
+        </w:rPr>
+        <w:t>yên</w:t>
       </w:r>
     </w:p>
     <w:p>
@@ -2683,6 +2705,7 @@
             <w:pPr>
               <w:pStyle w:val="Normal"/>
               <w:widowControl/>
+              <w:suppressAutoHyphens w:val="true"/>
               <w:spacing w:lineRule="auto" w:line="240" w:before="0" w:after="0"/>
               <w:jc w:val="left"/>
               <w:rPr>
@@ -2718,6 +2741,7 @@
             <w:pPr>
               <w:pStyle w:val="Normal"/>
               <w:widowControl/>
+              <w:suppressAutoHyphens w:val="true"/>
               <w:spacing w:lineRule="auto" w:line="240" w:before="0" w:after="0"/>
               <w:jc w:val="left"/>
               <w:rPr>
@@ -2753,6 +2777,7 @@
             <w:pPr>
               <w:pStyle w:val="Normal"/>
               <w:widowControl/>
+              <w:suppressAutoHyphens w:val="true"/>
               <w:spacing w:lineRule="auto" w:line="240" w:before="0" w:after="0"/>
               <w:jc w:val="left"/>
               <w:rPr>
@@ -2790,6 +2815,7 @@
             <w:pPr>
               <w:pStyle w:val="Normal"/>
               <w:widowControl/>
+              <w:suppressAutoHyphens w:val="true"/>
               <w:spacing w:lineRule="auto" w:line="240" w:before="0" w:after="0"/>
               <w:jc w:val="left"/>
               <w:rPr>
@@ -2824,6 +2850,7 @@
             <w:pPr>
               <w:pStyle w:val="Normal"/>
               <w:widowControl/>
+              <w:suppressAutoHyphens w:val="true"/>
               <w:spacing w:lineRule="auto" w:line="240" w:before="0" w:after="0"/>
               <w:jc w:val="left"/>
               <w:rPr>
@@ -2854,6 +2881,7 @@
             <w:pPr>
               <w:pStyle w:val="Normal"/>
               <w:widowControl/>
+              <w:suppressAutoHyphens w:val="true"/>
               <w:spacing w:lineRule="auto" w:line="240" w:before="0" w:after="0"/>
               <w:jc w:val="left"/>
               <w:rPr>
@@ -2886,6 +2914,7 @@
             <w:pPr>
               <w:pStyle w:val="Normal"/>
               <w:widowControl/>
+              <w:suppressAutoHyphens w:val="true"/>
               <w:spacing w:lineRule="auto" w:line="240" w:before="0" w:after="0"/>
               <w:jc w:val="left"/>
               <w:rPr>
@@ -2919,6 +2948,7 @@
             <w:pPr>
               <w:pStyle w:val="Normal"/>
               <w:widowControl/>
+              <w:suppressAutoHyphens w:val="true"/>
               <w:spacing w:lineRule="auto" w:line="240" w:before="0" w:after="0"/>
               <w:jc w:val="left"/>
               <w:rPr>
@@ -2948,6 +2978,7 @@
             <w:pPr>
               <w:pStyle w:val="Normal"/>
               <w:widowControl/>
+              <w:suppressAutoHyphens w:val="true"/>
               <w:spacing w:lineRule="auto" w:line="240" w:before="0" w:after="0"/>
               <w:jc w:val="left"/>
               <w:rPr>
@@ -2981,6 +3012,7 @@
             <w:pPr>
               <w:pStyle w:val="Normal"/>
               <w:widowControl/>
+              <w:suppressAutoHyphens w:val="true"/>
               <w:spacing w:lineRule="auto" w:line="240" w:before="0" w:after="0"/>
               <w:jc w:val="left"/>
               <w:rPr>
@@ -3015,6 +3047,7 @@
             <w:pPr>
               <w:pStyle w:val="Normal"/>
               <w:widowControl/>
+              <w:suppressAutoHyphens w:val="true"/>
               <w:spacing w:lineRule="auto" w:line="240" w:before="0" w:after="0"/>
               <w:jc w:val="left"/>
               <w:rPr>
@@ -3045,6 +3078,7 @@
             <w:pPr>
               <w:pStyle w:val="Normal"/>
               <w:widowControl/>
+              <w:suppressAutoHyphens w:val="true"/>
               <w:spacing w:lineRule="auto" w:line="240" w:before="0" w:after="0"/>
               <w:jc w:val="left"/>
               <w:rPr>
@@ -3077,6 +3111,7 @@
             <w:pPr>
               <w:pStyle w:val="Normal"/>
               <w:widowControl/>
+              <w:suppressAutoHyphens w:val="true"/>
               <w:spacing w:lineRule="auto" w:line="240" w:before="0" w:after="0"/>
               <w:jc w:val="left"/>
               <w:rPr>
@@ -3110,6 +3145,7 @@
             <w:pPr>
               <w:pStyle w:val="Normal"/>
               <w:widowControl/>
+              <w:suppressAutoHyphens w:val="true"/>
               <w:spacing w:lineRule="auto" w:line="240" w:before="0" w:after="0"/>
               <w:jc w:val="left"/>
               <w:rPr>
@@ -3139,6 +3175,7 @@
             <w:pPr>
               <w:pStyle w:val="Normal"/>
               <w:widowControl/>
+              <w:suppressAutoHyphens w:val="true"/>
               <w:spacing w:lineRule="auto" w:line="240" w:before="0" w:after="0"/>
               <w:jc w:val="left"/>
               <w:rPr>
@@ -3172,6 +3209,7 @@
             <w:pPr>
               <w:pStyle w:val="Normal"/>
               <w:widowControl/>
+              <w:suppressAutoHyphens w:val="true"/>
               <w:spacing w:lineRule="auto" w:line="240" w:before="0" w:after="0"/>
               <w:jc w:val="left"/>
               <w:rPr>
@@ -3206,6 +3244,7 @@
             <w:pPr>
               <w:pStyle w:val="Normal"/>
               <w:widowControl/>
+              <w:suppressAutoHyphens w:val="true"/>
               <w:spacing w:lineRule="auto" w:line="240" w:before="0" w:after="0"/>
               <w:jc w:val="left"/>
               <w:rPr>
@@ -3236,6 +3275,7 @@
             <w:pPr>
               <w:pStyle w:val="Normal"/>
               <w:widowControl/>
+              <w:suppressAutoHyphens w:val="true"/>
               <w:spacing w:lineRule="auto" w:line="240" w:before="0" w:after="0"/>
               <w:jc w:val="left"/>
               <w:rPr>
@@ -3274,22 +3314,7 @@
     <w:p>
       <w:pPr>
         <w:pStyle w:val="Normal"/>
-        <w:rPr>
-          <w:b/>
-        </w:rPr>
-      </w:pPr>
-      <w:r>
-        <w:rPr>
-          <w:b/>
-        </w:rPr>
-      </w:r>
-      <w:r>
-        <w:br w:type="page"/>
-      </w:r>
-    </w:p>
-    <w:p>
-      <w:pPr>
-        <w:pStyle w:val="Normal"/>
+        <w:spacing w:before="0" w:after="200"/>
         <w:rPr/>
       </w:pPr>
       <w:r>
@@ -3445,6 +3470,7 @@
             <w:pPr>
               <w:pStyle w:val="Normal"/>
               <w:widowControl/>
+              <w:suppressAutoHyphens w:val="true"/>
               <w:spacing w:lineRule="auto" w:line="240" w:before="0" w:after="0"/>
               <w:jc w:val="left"/>
               <w:rPr>
@@ -3480,6 +3506,7 @@
             <w:pPr>
               <w:pStyle w:val="Normal"/>
               <w:widowControl/>
+              <w:suppressAutoHyphens w:val="true"/>
               <w:spacing w:lineRule="auto" w:line="240" w:before="0" w:after="0"/>
               <w:jc w:val="left"/>
               <w:rPr>
@@ -3517,6 +3544,7 @@
             <w:pPr>
               <w:pStyle w:val="Normal"/>
               <w:widowControl/>
+              <w:suppressAutoHyphens w:val="true"/>
               <w:spacing w:lineRule="auto" w:line="240" w:before="0" w:after="0"/>
               <w:jc w:val="left"/>
               <w:rPr>
@@ -3551,6 +3579,7 @@
             <w:pPr>
               <w:pStyle w:val="Normal"/>
               <w:widowControl/>
+              <w:suppressAutoHyphens w:val="true"/>
               <w:spacing w:lineRule="auto" w:line="240" w:before="0" w:after="0"/>
               <w:jc w:val="left"/>
               <w:rPr>
@@ -3583,6 +3612,7 @@
             <w:pPr>
               <w:pStyle w:val="Normal"/>
               <w:widowControl/>
+              <w:suppressAutoHyphens w:val="true"/>
               <w:spacing w:lineRule="auto" w:line="240" w:before="0" w:after="0"/>
               <w:jc w:val="left"/>
               <w:rPr>
@@ -3616,6 +3646,7 @@
             <w:pPr>
               <w:pStyle w:val="Normal"/>
               <w:widowControl/>
+              <w:suppressAutoHyphens w:val="true"/>
               <w:spacing w:lineRule="auto" w:line="240" w:before="0" w:after="0"/>
               <w:jc w:val="left"/>
               <w:rPr>
@@ -3649,6 +3680,7 @@
             <w:pPr>
               <w:pStyle w:val="Normal"/>
               <w:widowControl/>
+              <w:suppressAutoHyphens w:val="true"/>
               <w:spacing w:lineRule="auto" w:line="240" w:before="0" w:after="0"/>
               <w:jc w:val="left"/>
               <w:rPr>
@@ -3683,6 +3715,7 @@
             <w:pPr>
               <w:pStyle w:val="Normal"/>
               <w:widowControl/>
+              <w:suppressAutoHyphens w:val="true"/>
               <w:spacing w:lineRule="auto" w:line="240" w:before="0" w:after="0"/>
               <w:jc w:val="left"/>
               <w:rPr>
@@ -3715,6 +3748,7 @@
             <w:pPr>
               <w:pStyle w:val="Normal"/>
               <w:widowControl/>
+              <w:suppressAutoHyphens w:val="true"/>
               <w:spacing w:lineRule="auto" w:line="240" w:before="0" w:after="0"/>
               <w:jc w:val="left"/>
               <w:rPr>
@@ -3748,6 +3782,7 @@
             <w:pPr>
               <w:pStyle w:val="Normal"/>
               <w:widowControl/>
+              <w:suppressAutoHyphens w:val="true"/>
               <w:spacing w:lineRule="auto" w:line="240" w:before="0" w:after="0"/>
               <w:jc w:val="left"/>
               <w:rPr>
@@ -3781,6 +3816,7 @@
             <w:pPr>
               <w:pStyle w:val="Normal"/>
               <w:widowControl/>
+              <w:suppressAutoHyphens w:val="true"/>
               <w:spacing w:lineRule="auto" w:line="240" w:before="0" w:after="0"/>
               <w:jc w:val="left"/>
               <w:rPr>
@@ -3815,6 +3851,7 @@
             <w:pPr>
               <w:pStyle w:val="Normal"/>
               <w:widowControl/>
+              <w:suppressAutoHyphens w:val="true"/>
               <w:spacing w:lineRule="auto" w:line="240" w:before="0" w:after="0"/>
               <w:jc w:val="left"/>
               <w:rPr>
@@ -3847,6 +3884,7 @@
             <w:pPr>
               <w:pStyle w:val="Normal"/>
               <w:widowControl/>
+              <w:suppressAutoHyphens w:val="true"/>
               <w:spacing w:lineRule="auto" w:line="240" w:before="0" w:after="0"/>
               <w:jc w:val="left"/>
               <w:rPr>
@@ -3880,6 +3918,7 @@
             <w:pPr>
               <w:pStyle w:val="Normal"/>
               <w:widowControl/>
+              <w:suppressAutoHyphens w:val="true"/>
               <w:spacing w:lineRule="auto" w:line="240" w:before="0" w:after="0"/>
               <w:jc w:val="left"/>
               <w:rPr>
@@ -3913,6 +3952,7 @@
             <w:pPr>
               <w:pStyle w:val="Normal"/>
               <w:widowControl/>
+              <w:suppressAutoHyphens w:val="true"/>
               <w:spacing w:lineRule="auto" w:line="240" w:before="0" w:after="0"/>
               <w:jc w:val="left"/>
               <w:rPr>
@@ -3947,6 +3987,7 @@
             <w:pPr>
               <w:pStyle w:val="Normal"/>
               <w:widowControl/>
+              <w:suppressAutoHyphens w:val="true"/>
               <w:spacing w:lineRule="auto" w:line="240" w:before="0" w:after="0"/>
               <w:jc w:val="left"/>
               <w:rPr>
@@ -3979,6 +4020,7 @@
             <w:pPr>
               <w:pStyle w:val="Normal"/>
               <w:widowControl/>
+              <w:suppressAutoHyphens w:val="true"/>
               <w:spacing w:lineRule="auto" w:line="240" w:before="0" w:after="0"/>
               <w:jc w:val="left"/>
               <w:rPr>
@@ -4012,6 +4054,7 @@
             <w:pPr>
               <w:pStyle w:val="Normal"/>
               <w:widowControl/>
+              <w:suppressAutoHyphens w:val="true"/>
               <w:spacing w:lineRule="auto" w:line="240" w:before="0" w:after="0"/>
               <w:jc w:val="left"/>
               <w:rPr>
@@ -4045,6 +4088,7 @@
             <w:pPr>
               <w:pStyle w:val="Normal"/>
               <w:widowControl/>
+              <w:suppressAutoHyphens w:val="true"/>
               <w:spacing w:lineRule="auto" w:line="240" w:before="0" w:after="0"/>
               <w:jc w:val="left"/>
               <w:rPr>
@@ -4079,6 +4123,7 @@
             <w:pPr>
               <w:pStyle w:val="Normal"/>
               <w:widowControl/>
+              <w:suppressAutoHyphens w:val="true"/>
               <w:spacing w:lineRule="auto" w:line="240" w:before="0" w:after="0"/>
               <w:jc w:val="left"/>
               <w:rPr>
@@ -4842,7 +4887,7 @@
         <w:pStyle w:val="ListNumber"/>
         <w:numPr>
           <w:ilvl w:val="0"/>
-          <w:numId w:val="4"/>
+          <w:numId w:val="7"/>
         </w:numPr>
         <w:rPr/>
       </w:pPr>
@@ -4864,7 +4909,7 @@
         <w:pStyle w:val="ListNumber"/>
         <w:numPr>
           <w:ilvl w:val="0"/>
-          <w:numId w:val="4"/>
+          <w:numId w:val="7"/>
         </w:numPr>
         <w:rPr/>
       </w:pPr>
@@ -4878,7 +4923,7 @@
         <w:pStyle w:val="ListNumber"/>
         <w:numPr>
           <w:ilvl w:val="0"/>
-          <w:numId w:val="4"/>
+          <w:numId w:val="7"/>
         </w:numPr>
         <w:rPr/>
       </w:pPr>
@@ -4892,7 +4937,7 @@
         <w:pStyle w:val="ListNumber"/>
         <w:numPr>
           <w:ilvl w:val="0"/>
-          <w:numId w:val="4"/>
+          <w:numId w:val="7"/>
         </w:numPr>
         <w:rPr/>
       </w:pPr>
@@ -4906,13 +4951,22 @@
         <w:pStyle w:val="ListNumber"/>
         <w:numPr>
           <w:ilvl w:val="0"/>
-          <w:numId w:val="4"/>
+          <w:numId w:val="7"/>
         </w:numPr>
         <w:rPr/>
       </w:pPr>
       <w:r>
         <w:rPr/>
         <w:t>Nếu không có phản ứng: Nếu team không nhận được lượt thích hay không thích nào, điểm Chất lượng sẽ tự động = 50 điểm (điểm trung bình)</w:t>
+      </w:r>
+    </w:p>
+    <w:p>
+      <w:pPr>
+        <w:pStyle w:val="Heading2"/>
+        <w:rPr/>
+      </w:pPr>
+      <w:r>
+        <w:rPr/>
       </w:r>
     </w:p>
     <w:p>
@@ -5069,7 +5123,9 @@
         </w:rPr>
       </w:pPr>
       <w:r>
-        <w:rPr/>
+        <w:rPr>
+          <w:b/>
+        </w:rPr>
       </w:r>
     </w:p>
     <w:sectPr>
@@ -5114,6 +5170,7 @@
         </w:tabs>
         <w:ind w:left="1080" w:hanging="360"/>
       </w:pPr>
+      <w:rPr/>
     </w:lvl>
     <w:lvl w:ilvl="2">
       <w:start w:val="1"/>
@@ -5126,6 +5183,7 @@
         </w:tabs>
         <w:ind w:left="1440" w:hanging="360"/>
       </w:pPr>
+      <w:rPr/>
     </w:lvl>
     <w:lvl w:ilvl="3">
       <w:start w:val="1"/>
@@ -5138,6 +5196,7 @@
         </w:tabs>
         <w:ind w:left="1800" w:hanging="360"/>
       </w:pPr>
+      <w:rPr/>
     </w:lvl>
     <w:lvl w:ilvl="4">
       <w:start w:val="1"/>
@@ -5150,6 +5209,7 @@
         </w:tabs>
         <w:ind w:left="2160" w:hanging="360"/>
       </w:pPr>
+      <w:rPr/>
     </w:lvl>
     <w:lvl w:ilvl="5">
       <w:start w:val="1"/>
@@ -5162,6 +5222,7 @@
         </w:tabs>
         <w:ind w:left="2520" w:hanging="360"/>
       </w:pPr>
+      <w:rPr/>
     </w:lvl>
     <w:lvl w:ilvl="6">
       <w:start w:val="1"/>
@@ -5174,6 +5235,7 @@
         </w:tabs>
         <w:ind w:left="2880" w:hanging="360"/>
       </w:pPr>
+      <w:rPr/>
     </w:lvl>
     <w:lvl w:ilvl="7">
       <w:start w:val="1"/>
@@ -5186,6 +5248,7 @@
         </w:tabs>
         <w:ind w:left="3240" w:hanging="360"/>
       </w:pPr>
+      <w:rPr/>
     </w:lvl>
     <w:lvl w:ilvl="8">
       <w:start w:val="1"/>
@@ -5198,6 +5261,7 @@
         </w:tabs>
         <w:ind w:left="3600" w:hanging="360"/>
       </w:pPr>
+      <w:rPr/>
     </w:lvl>
   </w:abstractNum>
   <w:abstractNum w:abstractNumId="2">
@@ -5227,6 +5291,7 @@
         </w:tabs>
         <w:ind w:left="1080" w:hanging="360"/>
       </w:pPr>
+      <w:rPr/>
     </w:lvl>
     <w:lvl w:ilvl="2">
       <w:start w:val="1"/>
@@ -5239,6 +5304,7 @@
         </w:tabs>
         <w:ind w:left="1440" w:hanging="360"/>
       </w:pPr>
+      <w:rPr/>
     </w:lvl>
     <w:lvl w:ilvl="3">
       <w:start w:val="1"/>
@@ -5251,6 +5317,7 @@
         </w:tabs>
         <w:ind w:left="1800" w:hanging="360"/>
       </w:pPr>
+      <w:rPr/>
     </w:lvl>
     <w:lvl w:ilvl="4">
       <w:start w:val="1"/>
@@ -5263,6 +5330,7 @@
         </w:tabs>
         <w:ind w:left="2160" w:hanging="360"/>
       </w:pPr>
+      <w:rPr/>
     </w:lvl>
     <w:lvl w:ilvl="5">
       <w:start w:val="1"/>
@@ -5275,6 +5343,7 @@
         </w:tabs>
         <w:ind w:left="2520" w:hanging="360"/>
       </w:pPr>
+      <w:rPr/>
     </w:lvl>
     <w:lvl w:ilvl="6">
       <w:start w:val="1"/>
@@ -5287,6 +5356,7 @@
         </w:tabs>
         <w:ind w:left="2880" w:hanging="360"/>
       </w:pPr>
+      <w:rPr/>
     </w:lvl>
     <w:lvl w:ilvl="7">
       <w:start w:val="1"/>
@@ -5299,6 +5369,7 @@
         </w:tabs>
         <w:ind w:left="3240" w:hanging="360"/>
       </w:pPr>
+      <w:rPr/>
     </w:lvl>
     <w:lvl w:ilvl="8">
       <w:start w:val="1"/>
@@ -5311,6 +5382,7 @@
         </w:tabs>
         <w:ind w:left="3600" w:hanging="360"/>
       </w:pPr>
+      <w:rPr/>
     </w:lvl>
   </w:abstractNum>
   <w:abstractNum w:abstractNumId="3">
@@ -5340,6 +5412,7 @@
         </w:tabs>
         <w:ind w:left="1080" w:hanging="360"/>
       </w:pPr>
+      <w:rPr/>
     </w:lvl>
     <w:lvl w:ilvl="2">
       <w:start w:val="1"/>
@@ -5352,6 +5425,7 @@
         </w:tabs>
         <w:ind w:left="1440" w:hanging="360"/>
       </w:pPr>
+      <w:rPr/>
     </w:lvl>
     <w:lvl w:ilvl="3">
       <w:start w:val="1"/>
@@ -5364,6 +5438,7 @@
         </w:tabs>
         <w:ind w:left="1800" w:hanging="360"/>
       </w:pPr>
+      <w:rPr/>
     </w:lvl>
     <w:lvl w:ilvl="4">
       <w:start w:val="1"/>
@@ -5376,6 +5451,7 @@
         </w:tabs>
         <w:ind w:left="2160" w:hanging="360"/>
       </w:pPr>
+      <w:rPr/>
     </w:lvl>
     <w:lvl w:ilvl="5">
       <w:start w:val="1"/>
@@ -5388,6 +5464,7 @@
         </w:tabs>
         <w:ind w:left="2520" w:hanging="360"/>
       </w:pPr>
+      <w:rPr/>
     </w:lvl>
     <w:lvl w:ilvl="6">
       <w:start w:val="1"/>
@@ -5400,6 +5477,7 @@
         </w:tabs>
         <w:ind w:left="2880" w:hanging="360"/>
       </w:pPr>
+      <w:rPr/>
     </w:lvl>
     <w:lvl w:ilvl="7">
       <w:start w:val="1"/>
@@ -5412,6 +5490,7 @@
         </w:tabs>
         <w:ind w:left="3240" w:hanging="360"/>
       </w:pPr>
+      <w:rPr/>
     </w:lvl>
     <w:lvl w:ilvl="8">
       <w:start w:val="1"/>
@@ -5424,6 +5503,7 @@
         </w:tabs>
         <w:ind w:left="3600" w:hanging="360"/>
       </w:pPr>
+      <w:rPr/>
     </w:lvl>
   </w:abstractNum>
   <w:abstractNum w:abstractNumId="4">
@@ -5451,6 +5531,7 @@
         </w:tabs>
         <w:ind w:left="1080" w:hanging="360"/>
       </w:pPr>
+      <w:rPr/>
     </w:lvl>
     <w:lvl w:ilvl="2">
       <w:start w:val="1"/>
@@ -5463,6 +5544,7 @@
         </w:tabs>
         <w:ind w:left="1440" w:hanging="360"/>
       </w:pPr>
+      <w:rPr/>
     </w:lvl>
     <w:lvl w:ilvl="3">
       <w:start w:val="1"/>
@@ -5475,6 +5557,7 @@
         </w:tabs>
         <w:ind w:left="1800" w:hanging="360"/>
       </w:pPr>
+      <w:rPr/>
     </w:lvl>
     <w:lvl w:ilvl="4">
       <w:start w:val="1"/>
@@ -5487,6 +5570,7 @@
         </w:tabs>
         <w:ind w:left="2160" w:hanging="360"/>
       </w:pPr>
+      <w:rPr/>
     </w:lvl>
     <w:lvl w:ilvl="5">
       <w:start w:val="1"/>
@@ -5499,6 +5583,7 @@
         </w:tabs>
         <w:ind w:left="2520" w:hanging="360"/>
       </w:pPr>
+      <w:rPr/>
     </w:lvl>
     <w:lvl w:ilvl="6">
       <w:start w:val="1"/>
@@ -5511,6 +5596,7 @@
         </w:tabs>
         <w:ind w:left="2880" w:hanging="360"/>
       </w:pPr>
+      <w:rPr/>
     </w:lvl>
     <w:lvl w:ilvl="7">
       <w:start w:val="1"/>
@@ -5523,6 +5609,7 @@
         </w:tabs>
         <w:ind w:left="3240" w:hanging="360"/>
       </w:pPr>
+      <w:rPr/>
     </w:lvl>
     <w:lvl w:ilvl="8">
       <w:start w:val="1"/>
@@ -5535,6 +5622,7 @@
         </w:tabs>
         <w:ind w:left="3600" w:hanging="360"/>
       </w:pPr>
+      <w:rPr/>
     </w:lvl>
   </w:abstractNum>
   <w:abstractNum w:abstractNumId="5">
@@ -5562,6 +5650,7 @@
         </w:tabs>
         <w:ind w:left="1080" w:hanging="360"/>
       </w:pPr>
+      <w:rPr/>
     </w:lvl>
     <w:lvl w:ilvl="2">
       <w:start w:val="1"/>
@@ -5574,6 +5663,7 @@
         </w:tabs>
         <w:ind w:left="1440" w:hanging="360"/>
       </w:pPr>
+      <w:rPr/>
     </w:lvl>
     <w:lvl w:ilvl="3">
       <w:start w:val="1"/>
@@ -5586,6 +5676,7 @@
         </w:tabs>
         <w:ind w:left="1800" w:hanging="360"/>
       </w:pPr>
+      <w:rPr/>
     </w:lvl>
     <w:lvl w:ilvl="4">
       <w:start w:val="1"/>
@@ -5598,6 +5689,7 @@
         </w:tabs>
         <w:ind w:left="2160" w:hanging="360"/>
       </w:pPr>
+      <w:rPr/>
     </w:lvl>
     <w:lvl w:ilvl="5">
       <w:start w:val="1"/>
@@ -5610,6 +5702,7 @@
         </w:tabs>
         <w:ind w:left="2520" w:hanging="360"/>
       </w:pPr>
+      <w:rPr/>
     </w:lvl>
     <w:lvl w:ilvl="6">
       <w:start w:val="1"/>
@@ -5622,6 +5715,7 @@
         </w:tabs>
         <w:ind w:left="2880" w:hanging="360"/>
       </w:pPr>
+      <w:rPr/>
     </w:lvl>
     <w:lvl w:ilvl="7">
       <w:start w:val="1"/>
@@ -5634,6 +5728,7 @@
         </w:tabs>
         <w:ind w:left="3240" w:hanging="360"/>
       </w:pPr>
+      <w:rPr/>
     </w:lvl>
     <w:lvl w:ilvl="8">
       <w:start w:val="1"/>
@@ -5646,6 +5741,7 @@
         </w:tabs>
         <w:ind w:left="3600" w:hanging="360"/>
       </w:pPr>
+      <w:rPr/>
     </w:lvl>
   </w:abstractNum>
   <w:abstractNum w:abstractNumId="6">
@@ -5673,6 +5769,7 @@
         </w:tabs>
         <w:ind w:left="1080" w:hanging="360"/>
       </w:pPr>
+      <w:rPr/>
     </w:lvl>
     <w:lvl w:ilvl="2">
       <w:start w:val="1"/>
@@ -5685,6 +5782,7 @@
         </w:tabs>
         <w:ind w:left="1440" w:hanging="360"/>
       </w:pPr>
+      <w:rPr/>
     </w:lvl>
     <w:lvl w:ilvl="3">
       <w:start w:val="1"/>
@@ -5697,6 +5795,7 @@
         </w:tabs>
         <w:ind w:left="1800" w:hanging="360"/>
       </w:pPr>
+      <w:rPr/>
     </w:lvl>
     <w:lvl w:ilvl="4">
       <w:start w:val="1"/>
@@ -5709,6 +5808,7 @@
         </w:tabs>
         <w:ind w:left="2160" w:hanging="360"/>
       </w:pPr>
+      <w:rPr/>
     </w:lvl>
     <w:lvl w:ilvl="5">
       <w:start w:val="1"/>
@@ -5721,6 +5821,7 @@
         </w:tabs>
         <w:ind w:left="2520" w:hanging="360"/>
       </w:pPr>
+      <w:rPr/>
     </w:lvl>
     <w:lvl w:ilvl="6">
       <w:start w:val="1"/>
@@ -5733,6 +5834,7 @@
         </w:tabs>
         <w:ind w:left="2880" w:hanging="360"/>
       </w:pPr>
+      <w:rPr/>
     </w:lvl>
     <w:lvl w:ilvl="7">
       <w:start w:val="1"/>
@@ -5745,6 +5847,7 @@
         </w:tabs>
         <w:ind w:left="3240" w:hanging="360"/>
       </w:pPr>
+      <w:rPr/>
     </w:lvl>
     <w:lvl w:ilvl="8">
       <w:start w:val="1"/>
@@ -5757,9 +5860,147 @@
         </w:tabs>
         <w:ind w:left="3600" w:hanging="360"/>
       </w:pPr>
+      <w:rPr/>
     </w:lvl>
   </w:abstractNum>
   <w:abstractNum w:abstractNumId="7">
+    <w:lvl w:ilvl="0">
+      <w:start w:val="1"/>
+      <w:numFmt w:val="bullet"/>
+      <w:lvlText w:val=""/>
+      <w:lvlJc w:val="left"/>
+      <w:pPr>
+        <w:tabs>
+          <w:tab w:val="num" w:pos="720"/>
+        </w:tabs>
+        <w:ind w:left="720" w:hanging="360"/>
+      </w:pPr>
+      <w:rPr>
+        <w:rFonts w:ascii="Symbol" w:hAnsi="Symbol" w:cs="Symbol" w:hint="default"/>
+      </w:rPr>
+    </w:lvl>
+    <w:lvl w:ilvl="1">
+      <w:start w:val="1"/>
+      <w:numFmt w:val="bullet"/>
+      <w:lvlText w:val=""/>
+      <w:lvlJc w:val="left"/>
+      <w:pPr>
+        <w:tabs>
+          <w:tab w:val="num" w:pos="1080"/>
+        </w:tabs>
+        <w:ind w:left="1080" w:hanging="360"/>
+      </w:pPr>
+      <w:rPr>
+        <w:rFonts w:ascii="Symbol" w:hAnsi="Symbol" w:cs="Symbol" w:hint="default"/>
+      </w:rPr>
+    </w:lvl>
+    <w:lvl w:ilvl="2">
+      <w:start w:val="1"/>
+      <w:numFmt w:val="bullet"/>
+      <w:lvlText w:val=""/>
+      <w:lvlJc w:val="left"/>
+      <w:pPr>
+        <w:tabs>
+          <w:tab w:val="num" w:pos="1440"/>
+        </w:tabs>
+        <w:ind w:left="1440" w:hanging="360"/>
+      </w:pPr>
+      <w:rPr>
+        <w:rFonts w:ascii="Symbol" w:hAnsi="Symbol" w:cs="Symbol" w:hint="default"/>
+      </w:rPr>
+    </w:lvl>
+    <w:lvl w:ilvl="3">
+      <w:start w:val="1"/>
+      <w:numFmt w:val="bullet"/>
+      <w:lvlText w:val=""/>
+      <w:lvlJc w:val="left"/>
+      <w:pPr>
+        <w:tabs>
+          <w:tab w:val="num" w:pos="1800"/>
+        </w:tabs>
+        <w:ind w:left="1800" w:hanging="360"/>
+      </w:pPr>
+      <w:rPr>
+        <w:rFonts w:ascii="Symbol" w:hAnsi="Symbol" w:cs="Symbol" w:hint="default"/>
+      </w:rPr>
+    </w:lvl>
+    <w:lvl w:ilvl="4">
+      <w:start w:val="1"/>
+      <w:numFmt w:val="bullet"/>
+      <w:lvlText w:val=""/>
+      <w:lvlJc w:val="left"/>
+      <w:pPr>
+        <w:tabs>
+          <w:tab w:val="num" w:pos="2160"/>
+        </w:tabs>
+        <w:ind w:left="2160" w:hanging="360"/>
+      </w:pPr>
+      <w:rPr>
+        <w:rFonts w:ascii="Symbol" w:hAnsi="Symbol" w:cs="Symbol" w:hint="default"/>
+      </w:rPr>
+    </w:lvl>
+    <w:lvl w:ilvl="5">
+      <w:start w:val="1"/>
+      <w:numFmt w:val="bullet"/>
+      <w:lvlText w:val=""/>
+      <w:lvlJc w:val="left"/>
+      <w:pPr>
+        <w:tabs>
+          <w:tab w:val="num" w:pos="2520"/>
+        </w:tabs>
+        <w:ind w:left="2520" w:hanging="360"/>
+      </w:pPr>
+      <w:rPr>
+        <w:rFonts w:ascii="Symbol" w:hAnsi="Symbol" w:cs="Symbol" w:hint="default"/>
+      </w:rPr>
+    </w:lvl>
+    <w:lvl w:ilvl="6">
+      <w:start w:val="1"/>
+      <w:numFmt w:val="bullet"/>
+      <w:lvlText w:val=""/>
+      <w:lvlJc w:val="left"/>
+      <w:pPr>
+        <w:tabs>
+          <w:tab w:val="num" w:pos="2880"/>
+        </w:tabs>
+        <w:ind w:left="2880" w:hanging="360"/>
+      </w:pPr>
+      <w:rPr>
+        <w:rFonts w:ascii="Symbol" w:hAnsi="Symbol" w:cs="Symbol" w:hint="default"/>
+      </w:rPr>
+    </w:lvl>
+    <w:lvl w:ilvl="7">
+      <w:start w:val="1"/>
+      <w:numFmt w:val="bullet"/>
+      <w:lvlText w:val=""/>
+      <w:lvlJc w:val="left"/>
+      <w:pPr>
+        <w:tabs>
+          <w:tab w:val="num" w:pos="3240"/>
+        </w:tabs>
+        <w:ind w:left="3240" w:hanging="360"/>
+      </w:pPr>
+      <w:rPr>
+        <w:rFonts w:ascii="Symbol" w:hAnsi="Symbol" w:cs="Symbol" w:hint="default"/>
+      </w:rPr>
+    </w:lvl>
+    <w:lvl w:ilvl="8">
+      <w:start w:val="1"/>
+      <w:numFmt w:val="bullet"/>
+      <w:lvlText w:val=""/>
+      <w:lvlJc w:val="left"/>
+      <w:pPr>
+        <w:tabs>
+          <w:tab w:val="num" w:pos="3600"/>
+        </w:tabs>
+        <w:ind w:left="3600" w:hanging="360"/>
+      </w:pPr>
+      <w:rPr>
+        <w:rFonts w:ascii="Symbol" w:hAnsi="Symbol" w:cs="Symbol" w:hint="default"/>
+      </w:rPr>
+    </w:lvl>
+  </w:abstractNum>
+  <w:abstractNum w:abstractNumId="8">
     <w:lvl w:ilvl="0">
       <w:start w:val="1"/>
       <w:numFmt w:val="none"/>
@@ -5899,6 +6140,9 @@
   <w:num w:numId="7">
     <w:abstractNumId w:val="7"/>
   </w:num>
+  <w:num w:numId="8">
+    <w:abstractNumId w:val="8"/>
+  </w:num>
 </w:numbering>
 </file>
 
@@ -5907,7 +6151,7 @@
   <w:docDefaults>
     <w:rPrDefault>
       <w:rPr>
-        <w:rFonts w:ascii="Cambria" w:hAnsi="Cambria" w:eastAsia="ＭＳ 明朝" w:cs="" w:asciiTheme="minorHAnsi" w:cstheme="minorBidi" w:eastAsiaTheme="minorEastAsia" w:hAnsiTheme="minorHAnsi"/>
+        <w:rFonts w:ascii="Cambria" w:hAnsi="Cambria" w:eastAsia="" w:cs="" w:asciiTheme="minorHAnsi" w:cstheme="minorBidi" w:eastAsiaTheme="minorEastAsia" w:hAnsiTheme="minorHAnsi"/>
         <w:sz w:val="22"/>
         <w:szCs w:val="22"/>
         <w:lang w:val="en-US" w:eastAsia="en-US" w:bidi="ar-SA"/>
@@ -6064,12 +6308,13 @@
     <w:rsid w:val="00fc693f"/>
     <w:pPr>
       <w:widowControl/>
+      <w:suppressAutoHyphens w:val="true"/>
       <w:bidi w:val="0"/>
       <w:spacing w:lineRule="auto" w:line="276" w:before="0" w:after="200"/>
       <w:jc w:val="left"/>
     </w:pPr>
     <w:rPr>
-      <w:rFonts w:ascii="Times New Roman" w:hAnsi="Times New Roman" w:eastAsia="ＭＳ 明朝" w:cs="" w:cstheme="minorBidi" w:eastAsiaTheme="minorEastAsia"/>
+      <w:rFonts w:ascii="Times New Roman" w:hAnsi="Times New Roman" w:eastAsia="" w:cs="" w:cstheme="minorBidi" w:eastAsiaTheme="minorEastAsia"/>
       <w:color w:val="auto"/>
       <w:kern w:val="0"/>
       <w:sz w:val="24"/>
@@ -6092,7 +6337,7 @@
       <w:outlineLvl w:val="0"/>
     </w:pPr>
     <w:rPr>
-      <w:rFonts w:ascii="Calibri" w:hAnsi="Calibri" w:eastAsia="ＭＳ ゴシック" w:cs="" w:asciiTheme="majorHAnsi" w:cstheme="majorBidi" w:eastAsiaTheme="majorEastAsia" w:hAnsiTheme="majorHAnsi"/>
+      <w:rFonts w:ascii="Calibri" w:hAnsi="Calibri" w:eastAsia="" w:cs="" w:asciiTheme="majorHAnsi" w:cstheme="majorBidi" w:eastAsiaTheme="majorEastAsia" w:hAnsiTheme="majorHAnsi"/>
       <w:b/>
       <w:bCs/>
       <w:color w:themeColor="accent1" w:themeShade="bf" w:val="365F91"/>
@@ -6116,7 +6361,7 @@
       <w:outlineLvl w:val="1"/>
     </w:pPr>
     <w:rPr>
-      <w:rFonts w:ascii="Calibri" w:hAnsi="Calibri" w:eastAsia="ＭＳ ゴシック" w:cs="" w:asciiTheme="majorHAnsi" w:cstheme="majorBidi" w:eastAsiaTheme="majorEastAsia" w:hAnsiTheme="majorHAnsi"/>
+      <w:rFonts w:ascii="Calibri" w:hAnsi="Calibri" w:eastAsia="" w:cs="" w:asciiTheme="majorHAnsi" w:cstheme="majorBidi" w:eastAsiaTheme="majorEastAsia" w:hAnsiTheme="majorHAnsi"/>
       <w:b/>
       <w:bCs/>
       <w:color w:themeColor="accent1" w:val="4F81BD"/>
@@ -6140,7 +6385,7 @@
       <w:outlineLvl w:val="2"/>
     </w:pPr>
     <w:rPr>
-      <w:rFonts w:ascii="Calibri" w:hAnsi="Calibri" w:eastAsia="ＭＳ ゴシック" w:cs="" w:asciiTheme="majorHAnsi" w:cstheme="majorBidi" w:eastAsiaTheme="majorEastAsia" w:hAnsiTheme="majorHAnsi"/>
+      <w:rFonts w:ascii="Calibri" w:hAnsi="Calibri" w:eastAsia="" w:cs="" w:asciiTheme="majorHAnsi" w:cstheme="majorBidi" w:eastAsiaTheme="majorEastAsia" w:hAnsiTheme="majorHAnsi"/>
       <w:b/>
       <w:bCs/>
       <w:color w:themeColor="accent1" w:val="4F81BD"/>
@@ -6163,7 +6408,7 @@
       <w:outlineLvl w:val="3"/>
     </w:pPr>
     <w:rPr>
-      <w:rFonts w:ascii="Calibri" w:hAnsi="Calibri" w:eastAsia="ＭＳ ゴシック" w:cs="" w:asciiTheme="majorHAnsi" w:cstheme="majorBidi" w:eastAsiaTheme="majorEastAsia" w:hAnsiTheme="majorHAnsi"/>
+      <w:rFonts w:ascii="Calibri" w:hAnsi="Calibri" w:eastAsia="" w:cs="" w:asciiTheme="majorHAnsi" w:cstheme="majorBidi" w:eastAsiaTheme="majorEastAsia" w:hAnsiTheme="majorHAnsi"/>
       <w:b/>
       <w:bCs/>
       <w:i/>
@@ -6188,7 +6433,7 @@
       <w:outlineLvl w:val="4"/>
     </w:pPr>
     <w:rPr>
-      <w:rFonts w:ascii="Calibri" w:hAnsi="Calibri" w:eastAsia="ＭＳ ゴシック" w:cs="" w:asciiTheme="majorHAnsi" w:cstheme="majorBidi" w:eastAsiaTheme="majorEastAsia" w:hAnsiTheme="majorHAnsi"/>
+      <w:rFonts w:ascii="Calibri" w:hAnsi="Calibri" w:eastAsia="" w:cs="" w:asciiTheme="majorHAnsi" w:cstheme="majorBidi" w:eastAsiaTheme="majorEastAsia" w:hAnsiTheme="majorHAnsi"/>
       <w:color w:themeColor="accent1" w:themeShade="7f" w:val="243F60"/>
     </w:rPr>
   </w:style>
@@ -6209,7 +6454,7 @@
       <w:outlineLvl w:val="5"/>
     </w:pPr>
     <w:rPr>
-      <w:rFonts w:ascii="Calibri" w:hAnsi="Calibri" w:eastAsia="ＭＳ ゴシック" w:cs="" w:asciiTheme="majorHAnsi" w:cstheme="majorBidi" w:eastAsiaTheme="majorEastAsia" w:hAnsiTheme="majorHAnsi"/>
+      <w:rFonts w:ascii="Calibri" w:hAnsi="Calibri" w:eastAsia="" w:cs="" w:asciiTheme="majorHAnsi" w:cstheme="majorBidi" w:eastAsiaTheme="majorEastAsia" w:hAnsiTheme="majorHAnsi"/>
       <w:i/>
       <w:iCs/>
       <w:color w:themeColor="accent1" w:themeShade="7f" w:val="243F60"/>
@@ -6232,7 +6477,7 @@
       <w:outlineLvl w:val="6"/>
     </w:pPr>
     <w:rPr>
-      <w:rFonts w:ascii="Calibri" w:hAnsi="Calibri" w:eastAsia="ＭＳ ゴシック" w:cs="" w:asciiTheme="majorHAnsi" w:cstheme="majorBidi" w:eastAsiaTheme="majorEastAsia" w:hAnsiTheme="majorHAnsi"/>
+      <w:rFonts w:ascii="Calibri" w:hAnsi="Calibri" w:eastAsia="" w:cs="" w:asciiTheme="majorHAnsi" w:cstheme="majorBidi" w:eastAsiaTheme="majorEastAsia" w:hAnsiTheme="majorHAnsi"/>
       <w:i/>
       <w:iCs/>
       <w:color w:themeColor="text1" w:themeTint="bf" w:val="404040"/>
@@ -6255,7 +6500,7 @@
       <w:outlineLvl w:val="7"/>
     </w:pPr>
     <w:rPr>
-      <w:rFonts w:ascii="Calibri" w:hAnsi="Calibri" w:eastAsia="ＭＳ ゴシック" w:cs="" w:asciiTheme="majorHAnsi" w:cstheme="majorBidi" w:eastAsiaTheme="majorEastAsia" w:hAnsiTheme="majorHAnsi"/>
+      <w:rFonts w:ascii="Calibri" w:hAnsi="Calibri" w:eastAsia="" w:cs="" w:asciiTheme="majorHAnsi" w:cstheme="majorBidi" w:eastAsiaTheme="majorEastAsia" w:hAnsiTheme="majorHAnsi"/>
       <w:color w:themeColor="accent1" w:val="4F81BD"/>
       <w:sz w:val="20"/>
       <w:szCs w:val="20"/>
@@ -6278,7 +6523,7 @@
       <w:outlineLvl w:val="8"/>
     </w:pPr>
     <w:rPr>
-      <w:rFonts w:ascii="Calibri" w:hAnsi="Calibri" w:eastAsia="ＭＳ ゴシック" w:cs="" w:asciiTheme="majorHAnsi" w:cstheme="majorBidi" w:eastAsiaTheme="majorEastAsia" w:hAnsiTheme="majorHAnsi"/>
+      <w:rFonts w:ascii="Calibri" w:hAnsi="Calibri" w:eastAsia="" w:cs="" w:asciiTheme="majorHAnsi" w:cstheme="majorBidi" w:eastAsiaTheme="majorEastAsia" w:hAnsiTheme="majorHAnsi"/>
       <w:i/>
       <w:iCs/>
       <w:color w:themeColor="text1" w:themeTint="bf" w:val="404040"/>
@@ -6320,7 +6565,7 @@
     <w:qFormat/>
     <w:rsid w:val="00fc693f"/>
     <w:rPr>
-      <w:rFonts w:ascii="Calibri" w:hAnsi="Calibri" w:eastAsia="ＭＳ ゴシック" w:cs="" w:asciiTheme="majorHAnsi" w:cstheme="majorBidi" w:eastAsiaTheme="majorEastAsia" w:hAnsiTheme="majorHAnsi"/>
+      <w:rFonts w:ascii="Calibri" w:hAnsi="Calibri" w:eastAsia="" w:cs="" w:asciiTheme="majorHAnsi" w:cstheme="majorBidi" w:eastAsiaTheme="majorEastAsia" w:hAnsiTheme="majorHAnsi"/>
       <w:b/>
       <w:bCs/>
       <w:color w:themeColor="accent1" w:themeShade="bf" w:val="365F91"/>
@@ -6336,7 +6581,7 @@
     <w:qFormat/>
     <w:rsid w:val="00fc693f"/>
     <w:rPr>
-      <w:rFonts w:ascii="Calibri" w:hAnsi="Calibri" w:eastAsia="ＭＳ ゴシック" w:cs="" w:asciiTheme="majorHAnsi" w:cstheme="majorBidi" w:eastAsiaTheme="majorEastAsia" w:hAnsiTheme="majorHAnsi"/>
+      <w:rFonts w:ascii="Calibri" w:hAnsi="Calibri" w:eastAsia="" w:cs="" w:asciiTheme="majorHAnsi" w:cstheme="majorBidi" w:eastAsiaTheme="majorEastAsia" w:hAnsiTheme="majorHAnsi"/>
       <w:b/>
       <w:bCs/>
       <w:color w:themeColor="accent1" w:val="4F81BD"/>
@@ -6352,7 +6597,7 @@
     <w:qFormat/>
     <w:rsid w:val="00fc693f"/>
     <w:rPr>
-      <w:rFonts w:ascii="Calibri" w:hAnsi="Calibri" w:eastAsia="ＭＳ ゴシック" w:cs="" w:asciiTheme="majorHAnsi" w:cstheme="majorBidi" w:eastAsiaTheme="majorEastAsia" w:hAnsiTheme="majorHAnsi"/>
+      <w:rFonts w:ascii="Calibri" w:hAnsi="Calibri" w:eastAsia="" w:cs="" w:asciiTheme="majorHAnsi" w:cstheme="majorBidi" w:eastAsiaTheme="majorEastAsia" w:hAnsiTheme="majorHAnsi"/>
       <w:b/>
       <w:bCs/>
       <w:color w:themeColor="accent1" w:val="4F81BD"/>
@@ -6366,7 +6611,7 @@
     <w:qFormat/>
     <w:rsid w:val="00fc693f"/>
     <w:rPr>
-      <w:rFonts w:ascii="Calibri" w:hAnsi="Calibri" w:eastAsia="ＭＳ ゴシック" w:cs="" w:asciiTheme="majorHAnsi" w:cstheme="majorBidi" w:eastAsiaTheme="majorEastAsia" w:hAnsiTheme="majorHAnsi"/>
+      <w:rFonts w:ascii="Calibri" w:hAnsi="Calibri" w:eastAsia="" w:cs="" w:asciiTheme="majorHAnsi" w:cstheme="majorBidi" w:eastAsiaTheme="majorEastAsia" w:hAnsiTheme="majorHAnsi"/>
       <w:color w:themeColor="text2" w:themeShade="bf" w:val="17365D"/>
       <w:spacing w:val="5"/>
       <w:kern w:val="2"/>
@@ -6382,7 +6627,7 @@
     <w:qFormat/>
     <w:rsid w:val="00fc693f"/>
     <w:rPr>
-      <w:rFonts w:ascii="Calibri" w:hAnsi="Calibri" w:eastAsia="ＭＳ ゴシック" w:cs="" w:asciiTheme="majorHAnsi" w:cstheme="majorBidi" w:eastAsiaTheme="majorEastAsia" w:hAnsiTheme="majorHAnsi"/>
+      <w:rFonts w:ascii="Calibri" w:hAnsi="Calibri" w:eastAsia="" w:cs="" w:asciiTheme="majorHAnsi" w:cstheme="majorBidi" w:eastAsiaTheme="majorEastAsia" w:hAnsiTheme="majorHAnsi"/>
       <w:i/>
       <w:iCs/>
       <w:color w:themeColor="accent1" w:val="4F81BD"/>
@@ -6455,7 +6700,7 @@
     <w:qFormat/>
     <w:rsid w:val="00fc693f"/>
     <w:rPr>
-      <w:rFonts w:ascii="Calibri" w:hAnsi="Calibri" w:eastAsia="ＭＳ ゴシック" w:cs="" w:asciiTheme="majorHAnsi" w:cstheme="majorBidi" w:eastAsiaTheme="majorEastAsia" w:hAnsiTheme="majorHAnsi"/>
+      <w:rFonts w:ascii="Calibri" w:hAnsi="Calibri" w:eastAsia="" w:cs="" w:asciiTheme="majorHAnsi" w:cstheme="majorBidi" w:eastAsiaTheme="majorEastAsia" w:hAnsiTheme="majorHAnsi"/>
       <w:b/>
       <w:bCs/>
       <w:i/>
@@ -6472,7 +6717,7 @@
     <w:qFormat/>
     <w:rsid w:val="00fc693f"/>
     <w:rPr>
-      <w:rFonts w:ascii="Calibri" w:hAnsi="Calibri" w:eastAsia="ＭＳ ゴシック" w:cs="" w:asciiTheme="majorHAnsi" w:cstheme="majorBidi" w:eastAsiaTheme="majorEastAsia" w:hAnsiTheme="majorHAnsi"/>
+      <w:rFonts w:ascii="Calibri" w:hAnsi="Calibri" w:eastAsia="" w:cs="" w:asciiTheme="majorHAnsi" w:cstheme="majorBidi" w:eastAsiaTheme="majorEastAsia" w:hAnsiTheme="majorHAnsi"/>
       <w:color w:themeColor="accent1" w:themeShade="7f" w:val="243F60"/>
     </w:rPr>
   </w:style>
@@ -6485,7 +6730,7 @@
     <w:qFormat/>
     <w:rsid w:val="00fc693f"/>
     <w:rPr>
-      <w:rFonts w:ascii="Calibri" w:hAnsi="Calibri" w:eastAsia="ＭＳ ゴシック" w:cs="" w:asciiTheme="majorHAnsi" w:cstheme="majorBidi" w:eastAsiaTheme="majorEastAsia" w:hAnsiTheme="majorHAnsi"/>
+      <w:rFonts w:ascii="Calibri" w:hAnsi="Calibri" w:eastAsia="" w:cs="" w:asciiTheme="majorHAnsi" w:cstheme="majorBidi" w:eastAsiaTheme="majorEastAsia" w:hAnsiTheme="majorHAnsi"/>
       <w:i/>
       <w:iCs/>
       <w:color w:themeColor="accent1" w:themeShade="7f" w:val="243F60"/>
@@ -6500,7 +6745,7 @@
     <w:qFormat/>
     <w:rsid w:val="00fc693f"/>
     <w:rPr>
-      <w:rFonts w:ascii="Calibri" w:hAnsi="Calibri" w:eastAsia="ＭＳ ゴシック" w:cs="" w:asciiTheme="majorHAnsi" w:cstheme="majorBidi" w:eastAsiaTheme="majorEastAsia" w:hAnsiTheme="majorHAnsi"/>
+      <w:rFonts w:ascii="Calibri" w:hAnsi="Calibri" w:eastAsia="" w:cs="" w:asciiTheme="majorHAnsi" w:cstheme="majorBidi" w:eastAsiaTheme="majorEastAsia" w:hAnsiTheme="majorHAnsi"/>
       <w:i/>
       <w:iCs/>
       <w:color w:themeColor="text1" w:themeTint="bf" w:val="404040"/>
@@ -6515,7 +6760,7 @@
     <w:qFormat/>
     <w:rsid w:val="00fc693f"/>
     <w:rPr>
-      <w:rFonts w:ascii="Calibri" w:hAnsi="Calibri" w:eastAsia="ＭＳ ゴシック" w:cs="" w:asciiTheme="majorHAnsi" w:cstheme="majorBidi" w:eastAsiaTheme="majorEastAsia" w:hAnsiTheme="majorHAnsi"/>
+      <w:rFonts w:ascii="Calibri" w:hAnsi="Calibri" w:eastAsia="" w:cs="" w:asciiTheme="majorHAnsi" w:cstheme="majorBidi" w:eastAsiaTheme="majorEastAsia" w:hAnsiTheme="majorHAnsi"/>
       <w:color w:themeColor="accent1" w:val="4F81BD"/>
       <w:sz w:val="20"/>
       <w:szCs w:val="20"/>
@@ -6530,7 +6775,7 @@
     <w:qFormat/>
     <w:rsid w:val="00fc693f"/>
     <w:rPr>
-      <w:rFonts w:ascii="Calibri" w:hAnsi="Calibri" w:eastAsia="ＭＳ ゴシック" w:cs="" w:asciiTheme="majorHAnsi" w:cstheme="majorBidi" w:eastAsiaTheme="majorEastAsia" w:hAnsiTheme="majorHAnsi"/>
+      <w:rFonts w:ascii="Calibri" w:hAnsi="Calibri" w:eastAsia="" w:cs="" w:asciiTheme="majorHAnsi" w:cstheme="majorBidi" w:eastAsiaTheme="majorEastAsia" w:hAnsiTheme="majorHAnsi"/>
       <w:i/>
       <w:iCs/>
       <w:color w:themeColor="text1" w:themeTint="bf" w:val="404040"/>
@@ -6639,6 +6884,18 @@
       <w:bCs/>
       <w:smallCaps/>
       <w:spacing w:val="5"/>
+    </w:rPr>
+  </w:style>
+  <w:style w:type="character" w:styleId="NumberingSymbols">
+    <w:name w:val="Numbering Symbols"/>
+    <w:qFormat/>
+    <w:rPr/>
+  </w:style>
+  <w:style w:type="character" w:styleId="Bullets">
+    <w:name w:val="Bullets"/>
+    <w:qFormat/>
+    <w:rPr>
+      <w:rFonts w:ascii="OpenSymbol" w:hAnsi="OpenSymbol" w:eastAsia="OpenSymbol" w:cs="OpenSymbol"/>
     </w:rPr>
   </w:style>
   <w:style w:type="paragraph" w:styleId="Heading">
@@ -6760,12 +7017,13 @@
     <w:rsid w:val="00fc693f"/>
     <w:pPr>
       <w:widowControl/>
+      <w:suppressAutoHyphens w:val="true"/>
       <w:bidi w:val="0"/>
       <w:spacing w:lineRule="auto" w:line="240" w:before="0" w:after="0"/>
       <w:jc w:val="left"/>
     </w:pPr>
     <w:rPr>
-      <w:rFonts w:ascii="Cambria" w:hAnsi="Cambria" w:eastAsia="ＭＳ 明朝" w:cs="" w:asciiTheme="minorHAnsi" w:cstheme="minorBidi" w:eastAsiaTheme="minorEastAsia" w:hAnsiTheme="minorHAnsi"/>
+      <w:rFonts w:ascii="Cambria" w:hAnsi="Cambria" w:eastAsia="" w:cs="" w:asciiTheme="minorHAnsi" w:cstheme="minorBidi" w:eastAsiaTheme="minorEastAsia" w:hAnsiTheme="minorHAnsi"/>
       <w:color w:val="auto"/>
       <w:kern w:val="0"/>
       <w:sz w:val="22"/>
@@ -6789,7 +7047,7 @@
       <w:contextualSpacing/>
     </w:pPr>
     <w:rPr>
-      <w:rFonts w:ascii="Calibri" w:hAnsi="Calibri" w:eastAsia="ＭＳ ゴシック" w:cs="" w:asciiTheme="majorHAnsi" w:cstheme="majorBidi" w:eastAsiaTheme="majorEastAsia" w:hAnsiTheme="majorHAnsi"/>
+      <w:rFonts w:ascii="Calibri" w:hAnsi="Calibri" w:eastAsia="" w:cs="" w:asciiTheme="majorHAnsi" w:cstheme="majorBidi" w:eastAsiaTheme="majorEastAsia" w:hAnsiTheme="majorHAnsi"/>
       <w:color w:themeColor="text2" w:themeShade="bf" w:val="17365D"/>
       <w:spacing w:val="5"/>
       <w:kern w:val="2"/>
@@ -6807,7 +7065,7 @@
     <w:rsid w:val="00fc693f"/>
     <w:pPr/>
     <w:rPr>
-      <w:rFonts w:ascii="Calibri" w:hAnsi="Calibri" w:eastAsia="ＭＳ ゴシック" w:cs="" w:asciiTheme="majorHAnsi" w:cstheme="majorBidi" w:eastAsiaTheme="majorEastAsia" w:hAnsiTheme="majorHAnsi"/>
+      <w:rFonts w:ascii="Calibri" w:hAnsi="Calibri" w:eastAsia="" w:cs="" w:asciiTheme="majorHAnsi" w:cstheme="majorBidi" w:eastAsiaTheme="majorEastAsia" w:hAnsiTheme="majorHAnsi"/>
       <w:i/>
       <w:iCs/>
       <w:color w:themeColor="accent1" w:val="4F81BD"/>
@@ -7040,12 +7298,13 @@
         <w:tab w:val="left" w:pos="3456" w:leader="none"/>
         <w:tab w:val="left" w:pos="4032" w:leader="none"/>
       </w:tabs>
+      <w:suppressAutoHyphens w:val="true"/>
       <w:bidi w:val="0"/>
       <w:spacing w:lineRule="auto" w:line="276" w:before="0" w:after="200"/>
       <w:jc w:val="left"/>
     </w:pPr>
     <w:rPr>
-      <w:rFonts w:ascii="Courier" w:hAnsi="Courier" w:eastAsia="ＭＳ 明朝" w:cs="" w:cstheme="minorBidi" w:eastAsiaTheme="minorEastAsia"/>
+      <w:rFonts w:ascii="Courier" w:hAnsi="Courier" w:eastAsia="" w:cs="" w:cstheme="minorBidi" w:eastAsiaTheme="minorEastAsia"/>
       <w:color w:val="auto"/>
       <w:kern w:val="0"/>
       <w:sz w:val="20"/>
@@ -10243,7 +10502,6 @@
       <w:pPr>
         <w:spacing w:before="0" w:after="0" w:line="240" w:lineRule="auto"/>
       </w:pPr>
-      <w:rPr/>
       <w:tblPr/>
       <w:tcPr>
         <w:tcBorders>
@@ -10389,7 +10647,6 @@
       <w:pPr>
         <w:spacing w:before="0" w:after="0" w:line="240" w:lineRule="auto"/>
       </w:pPr>
-      <w:rPr/>
       <w:tblPr/>
       <w:tcPr>
         <w:tcBorders>
@@ -10535,7 +10792,6 @@
       <w:pPr>
         <w:spacing w:before="0" w:after="0" w:line="240" w:lineRule="auto"/>
       </w:pPr>
-      <w:rPr/>
       <w:tblPr/>
       <w:tcPr>
         <w:tcBorders>
@@ -10681,7 +10937,6 @@
       <w:pPr>
         <w:spacing w:before="0" w:after="0" w:line="240" w:lineRule="auto"/>
       </w:pPr>
-      <w:rPr/>
       <w:tblPr/>
       <w:tcPr>
         <w:tcBorders>
@@ -10827,7 +11082,6 @@
       <w:pPr>
         <w:spacing w:before="0" w:after="0" w:line="240" w:lineRule="auto"/>
       </w:pPr>
-      <w:rPr/>
       <w:tblPr/>
       <w:tcPr>
         <w:tcBorders>
@@ -10973,7 +11227,6 @@
       <w:pPr>
         <w:spacing w:before="0" w:after="0" w:line="240" w:lineRule="auto"/>
       </w:pPr>
-      <w:rPr/>
       <w:tblPr/>
       <w:tcPr>
         <w:tcBorders>
@@ -11119,7 +11372,6 @@
       <w:pPr>
         <w:spacing w:before="0" w:after="0" w:line="240" w:lineRule="auto"/>
       </w:pPr>
-      <w:rPr/>
       <w:tblPr/>
       <w:tcPr>
         <w:tcBorders>
